--- a/SwarmRide_Bharat_Pitch.docx
+++ b/SwarmRide_Bharat_Pitch.docx
@@ -2763,7 +2763,7 @@
         <w:t>What the simulation shows</w:t>
       </w:r>
       <w:r>
-        <w:t>). Freight comes first because wagons have no power and the safety need is greatest. Vande Bharat follows for comfort. Timing depends on funding and RDSO trials.</w:t>
+        <w:t>). The bench prototype for Gate B is designed and ready to build: hardware ratings, a bench model that predicts every lab measurement, firmware checked against the simulation, and a 16-week test plan. Freight comes first because wagons have no power and the safety need is greatest. Vande Bharat follows for comfort. Timing depends on funding and RDSO trials.</w:t>
       </w:r>
     </w:p>
     <w:p>

--- a/SwarmRide_Bharat_Pitch.docx
+++ b/SwarmRide_Bharat_Pitch.docx
@@ -1602,7 +1602,7 @@
         <w:t>same coach on the same rail</w:t>
       </w:r>
       <w:r>
-        <w:t>; only the damper changes. 73 automatic checks (hand calculations, an independent model, energy conservation, fail-safe) all pass.</w:t>
+        <w:t>; only the damper changes. 85 automatic checks (hand calculations, an independent model, energy conservation, fail-safe, and the bench prototype's model and firmware) all pass.</w:t>
       </w:r>
     </w:p>
     <w:tbl>
